--- a/React JS - Capstone Project Template - Sample Documentation.docx
+++ b/React JS - Capstone Project Template - Sample Documentation.docx
@@ -85,16 +85,20 @@
         <w:jc w:val="center"/>
         <w:rPr>
           <w:rFonts w:hint="default" w:ascii="Times New Roman" w:hAnsi="Times New Roman" w:cs="Times New Roman"/>
-          <w:sz w:val="32"/>
-          <w:szCs w:val="32"/>
+          <w:b/>
+          <w:bCs/>
+          <w:sz w:val="36"/>
+          <w:szCs w:val="36"/>
           <w:lang w:val="en-US"/>
         </w:rPr>
       </w:pPr>
       <w:r>
         <w:rPr>
           <w:rFonts w:hint="default" w:ascii="Times New Roman" w:hAnsi="Times New Roman" w:cs="Times New Roman"/>
-          <w:sz w:val="32"/>
-          <w:szCs w:val="32"/>
+          <w:b/>
+          <w:bCs/>
+          <w:sz w:val="36"/>
+          <w:szCs w:val="36"/>
           <w:lang w:val="en-US"/>
         </w:rPr>
         <w:t>CERTIFICATE MANAGEMENT SYSTEM</w:t>
@@ -143,6 +147,8 @@
         <w:jc w:val="center"/>
         <w:rPr>
           <w:rFonts w:hint="default" w:ascii="Times New Roman" w:hAnsi="Times New Roman" w:cs="Times New Roman"/>
+          <w:b/>
+          <w:bCs/>
           <w:sz w:val="28"/>
           <w:lang w:val="en-US"/>
         </w:rPr>
@@ -150,6 +156,8 @@
       <w:r>
         <w:rPr>
           <w:rFonts w:hint="default" w:ascii="Times New Roman" w:hAnsi="Times New Roman" w:cs="Times New Roman"/>
+          <w:b/>
+          <w:bCs/>
           <w:sz w:val="28"/>
           <w:lang w:val="en-US"/>
         </w:rPr>
@@ -246,7 +254,27 @@
           <w:sz w:val="24"/>
           <w:lang w:val="en-US"/>
         </w:rPr>
-        <w:t>MR.ARAVINDH</w:t>
+        <w:t>M</w:t>
+      </w:r>
+      <w:r>
+        <w:rPr>
+          <w:rFonts w:hint="default"/>
+          <w:b/>
+          <w:bCs/>
+          <w:sz w:val="24"/>
+          <w:lang w:val="en-IN"/>
+        </w:rPr>
+        <w:t>r</w:t>
+      </w:r>
+      <w:r>
+        <w:rPr>
+          <w:rFonts w:hint="default"/>
+          <w:b/>
+          <w:bCs/>
+          <w:sz w:val="24"/>
+          <w:lang w:val="en-US"/>
+        </w:rPr>
+        <w:t>.ARAVINDH</w:t>
       </w:r>
     </w:p>
     <w:p>
@@ -673,8 +701,6 @@
           <w:sz w:val="28"/>
         </w:rPr>
       </w:pPr>
-      <w:bookmarkStart w:id="0" w:name="_GoBack"/>
-      <w:bookmarkEnd w:id="0"/>
     </w:p>
     <w:p>
       <w:pPr>
@@ -860,8 +886,9 @@
         <w:spacing w:line="360" w:lineRule="auto"/>
         <w:jc w:val="both"/>
         <w:rPr>
-          <w:rFonts w:ascii="Times New Roman" w:hAnsi="Times New Roman" w:cs="Times New Roman"/>
+          <w:rFonts w:hint="default" w:ascii="Times New Roman" w:hAnsi="Times New Roman" w:cs="Times New Roman"/>
           <w:szCs w:val="20"/>
+          <w:lang w:val="en-IN"/>
         </w:rPr>
       </w:pPr>
       <w:r>
@@ -932,7 +959,15 @@
           <w:rFonts w:ascii="Times New Roman" w:hAnsi="Times New Roman" w:cs="Times New Roman"/>
           <w:szCs w:val="20"/>
         </w:rPr>
-        <w:t xml:space="preserve">         (Your Name)</w:t>
+        <w:t xml:space="preserve">         </w:t>
+      </w:r>
+      <w:r>
+        <w:rPr>
+          <w:rFonts w:hint="default" w:ascii="Times New Roman" w:hAnsi="Times New Roman" w:cs="Times New Roman"/>
+          <w:szCs w:val="20"/>
+          <w:lang w:val="en-IN"/>
+        </w:rPr>
+        <w:t>Mahalakshmi R</w:t>
       </w:r>
     </w:p>
     <w:p>
@@ -1075,11 +1110,10 @@
       </w:r>
       <w:r>
         <w:rPr>
-          <w:rFonts w:ascii="Times New Roman" w:hAnsi="Times New Roman" w:cs="Times New Roman"/>
-          <w:b/>
-          <w:bCs/>
-        </w:rPr>
-        <w:t>[YOUR NAME]</w:t>
+          <w:rFonts w:hint="default" w:ascii="Times New Roman" w:hAnsi="Times New Roman" w:cs="Times New Roman"/>
+          <w:lang w:val="en-IN"/>
+        </w:rPr>
+        <w:t>Mahalakshmi R</w:t>
       </w:r>
       <w:r>
         <w:rPr>
@@ -1089,25 +1123,10 @@
       </w:r>
       <w:r>
         <w:rPr>
-          <w:rFonts w:ascii="Times New Roman" w:hAnsi="Times New Roman" w:cs="Times New Roman"/>
-          <w:b/>
-          <w:bCs/>
-        </w:rPr>
-        <w:t>[Class/Batch]</w:t>
-      </w:r>
-      <w:r>
-        <w:rPr>
-          <w:rFonts w:ascii="Times New Roman" w:hAnsi="Times New Roman" w:cs="Times New Roman"/>
-        </w:rPr>
-        <w:t>, [</w:t>
-      </w:r>
-      <w:r>
-        <w:rPr>
-          <w:rFonts w:ascii="Times New Roman" w:hAnsi="Times New Roman" w:cs="Times New Roman"/>
-          <w:b/>
-          <w:bCs/>
-        </w:rPr>
-        <w:t>Department Name]</w:t>
+          <w:rFonts w:hint="default" w:ascii="Times New Roman" w:hAnsi="Times New Roman" w:cs="Times New Roman"/>
+          <w:lang w:val="en-IN"/>
+        </w:rPr>
+        <w:t xml:space="preserve"> II-A 2024 -2027 batch</w:t>
       </w:r>
       <w:r>
         <w:rPr>
@@ -1117,6 +1136,19 @@
       </w:r>
       <w:r>
         <w:rPr>
+          <w:rFonts w:hint="default" w:ascii="Times New Roman" w:hAnsi="Times New Roman" w:cs="Times New Roman"/>
+          <w:lang w:val="en-IN"/>
+        </w:rPr>
+        <w:t>Bsc.Information Technology</w:t>
+      </w:r>
+      <w:r>
+        <w:rPr>
+          <w:rFonts w:ascii="Times New Roman" w:hAnsi="Times New Roman" w:cs="Times New Roman"/>
+        </w:rPr>
+        <w:t xml:space="preserve">, </w:t>
+      </w:r>
+      <w:r>
+        <w:rPr>
           <w:rFonts w:ascii="Times New Roman" w:hAnsi="Times New Roman" w:cs="Times New Roman"/>
           <w:b/>
           <w:bCs/>
@@ -1131,11 +1163,10 @@
       </w:r>
       <w:r>
         <w:rPr>
-          <w:rFonts w:ascii="Times New Roman" w:hAnsi="Times New Roman" w:cs="Times New Roman"/>
-          <w:b/>
-          <w:bCs/>
-        </w:rPr>
-        <w:t>[Course Name]</w:t>
+          <w:rFonts w:hint="default" w:ascii="Times New Roman" w:hAnsi="Times New Roman" w:cs="Times New Roman"/>
+          <w:lang w:val="en-IN"/>
+        </w:rPr>
+        <w:t>ReactJS</w:t>
       </w:r>
       <w:r>
         <w:rPr>
@@ -1183,7 +1214,8 @@
     <w:p>
       <w:pPr>
         <w:rPr>
-          <w:rFonts w:ascii="Times New Roman" w:hAnsi="Times New Roman" w:cs="Times New Roman"/>
+          <w:rFonts w:hint="default" w:ascii="Times New Roman" w:hAnsi="Times New Roman" w:cs="Times New Roman"/>
+          <w:lang w:val="en-IN"/>
         </w:rPr>
       </w:pPr>
       <w:r>
@@ -1200,11 +1232,19 @@
         </w:rPr>
         <w:t> </w:t>
       </w:r>
-    </w:p>
-    <w:p>
-      <w:pPr>
-        <w:rPr>
-          <w:rFonts w:ascii="Times New Roman" w:hAnsi="Times New Roman" w:cs="Times New Roman"/>
+      <w:r>
+        <w:rPr>
+          <w:rFonts w:hint="default" w:ascii="Times New Roman" w:hAnsi="Times New Roman" w:cs="Times New Roman"/>
+          <w:lang w:val="en-IN"/>
+        </w:rPr>
+        <w:t>Saravanampatti,Coimbatore</w:t>
+      </w:r>
+    </w:p>
+    <w:p>
+      <w:pPr>
+        <w:rPr>
+          <w:rFonts w:hint="default" w:ascii="Times New Roman" w:hAnsi="Times New Roman" w:cs="Times New Roman"/>
+          <w:lang w:val="en-IN"/>
         </w:rPr>
       </w:pPr>
       <w:r>
@@ -1214,6 +1254,15 @@
           <w:bCs/>
         </w:rPr>
         <w:t>Date:</w:t>
+      </w:r>
+      <w:r>
+        <w:rPr>
+          <w:rFonts w:hint="default" w:ascii="Times New Roman" w:hAnsi="Times New Roman" w:cs="Times New Roman"/>
+          <w:b/>
+          <w:bCs/>
+          <w:lang w:val="en-IN"/>
+        </w:rPr>
+        <w:t>09-04-2026</w:t>
       </w:r>
     </w:p>
     <w:p>
@@ -1242,10 +1291,11 @@
         <w:pStyle w:val="4"/>
         <w:spacing w:line="480" w:lineRule="auto"/>
         <w:rPr>
-          <w:rFonts w:ascii="Times New Roman" w:hAnsi="Times New Roman" w:cs="Times New Roman"/>
+          <w:rFonts w:hint="default" w:ascii="Times New Roman" w:hAnsi="Times New Roman" w:cs="Times New Roman"/>
           <w:color w:val="auto"/>
           <w:sz w:val="24"/>
           <w:szCs w:val="24"/>
+          <w:lang w:val="en-IN"/>
         </w:rPr>
       </w:pPr>
       <w:r>
@@ -1255,7 +1305,17 @@
           <w:sz w:val="24"/>
           <w:szCs w:val="24"/>
         </w:rPr>
-        <w:t>Submitted for the Viva-Voce Examination held on __________________________________</w:t>
+        <w:t xml:space="preserve">Submitted for the Viva-Voce Examination held on </w:t>
+      </w:r>
+      <w:r>
+        <w:rPr>
+          <w:rFonts w:hint="default" w:ascii="Times New Roman" w:hAnsi="Times New Roman" w:cs="Times New Roman"/>
+          <w:color w:val="auto"/>
+          <w:sz w:val="24"/>
+          <w:szCs w:val="24"/>
+          <w:lang w:val="en-IN"/>
+        </w:rPr>
+        <w:t>09-04-2026</w:t>
       </w:r>
     </w:p>
     <w:p>
@@ -11247,6 +11307,70 @@
       <w:pPr>
         <w:jc w:val="both"/>
         <w:rPr>
+          <w:rFonts w:hint="default" w:ascii="Times New Roman" w:hAnsi="Times New Roman" w:cs="Times New Roman"/>
+        </w:rPr>
+      </w:pPr>
+    </w:p>
+    <w:p>
+      <w:pPr>
+        <w:jc w:val="both"/>
+        <w:rPr>
+          <w:rFonts w:hint="default" w:ascii="Times New Roman" w:hAnsi="Times New Roman" w:cs="Times New Roman"/>
+        </w:rPr>
+      </w:pPr>
+    </w:p>
+    <w:p>
+      <w:pPr>
+        <w:jc w:val="both"/>
+        <w:rPr>
+          <w:rFonts w:hint="default" w:ascii="Times New Roman" w:hAnsi="Times New Roman" w:cs="Times New Roman"/>
+        </w:rPr>
+      </w:pPr>
+    </w:p>
+    <w:p>
+      <w:pPr>
+        <w:jc w:val="both"/>
+        <w:rPr>
+          <w:rFonts w:hint="default" w:ascii="Times New Roman" w:hAnsi="Times New Roman" w:cs="Times New Roman"/>
+        </w:rPr>
+      </w:pPr>
+    </w:p>
+    <w:p>
+      <w:pPr>
+        <w:jc w:val="both"/>
+        <w:rPr>
+          <w:rFonts w:hint="default" w:ascii="Times New Roman" w:hAnsi="Times New Roman" w:cs="Times New Roman"/>
+        </w:rPr>
+      </w:pPr>
+    </w:p>
+    <w:p>
+      <w:pPr>
+        <w:jc w:val="both"/>
+        <w:rPr>
+          <w:rFonts w:hint="default" w:ascii="Times New Roman" w:hAnsi="Times New Roman" w:cs="Times New Roman"/>
+        </w:rPr>
+      </w:pPr>
+    </w:p>
+    <w:p>
+      <w:pPr>
+        <w:jc w:val="both"/>
+        <w:rPr>
+          <w:rFonts w:hint="default" w:ascii="Times New Roman" w:hAnsi="Times New Roman" w:cs="Times New Roman"/>
+        </w:rPr>
+      </w:pPr>
+    </w:p>
+    <w:p>
+      <w:pPr>
+        <w:jc w:val="both"/>
+        <w:rPr>
+          <w:rFonts w:hint="default" w:ascii="Times New Roman" w:hAnsi="Times New Roman" w:cs="Times New Roman"/>
+        </w:rPr>
+      </w:pPr>
+    </w:p>
+    <w:p>
+      <w:pPr>
+        <w:jc w:val="both"/>
+        <w:rPr>
           <w:rFonts w:ascii="Times New Roman" w:hAnsi="Times New Roman" w:cs="Times New Roman"/>
           <w:b/>
           <w:bCs/>
@@ -11533,6 +11657,15 @@
       <w:pPr>
         <w:jc w:val="both"/>
         <w:rPr>
+          <w:rFonts w:hint="default" w:ascii="Times New Roman" w:hAnsi="Times New Roman" w:cs="Times New Roman"/>
+          <w:lang w:val="en-IN"/>
+        </w:rPr>
+      </w:pPr>
+    </w:p>
+    <w:p>
+      <w:pPr>
+        <w:jc w:val="both"/>
+        <w:rPr>
           <w:rFonts w:ascii="Times New Roman" w:hAnsi="Times New Roman" w:cs="Times New Roman"/>
         </w:rPr>
       </w:pPr>
@@ -12026,6 +12159,18 @@
           <w:rFonts w:hint="default" w:ascii="Times New Roman" w:hAnsi="Times New Roman" w:cs="Times New Roman"/>
         </w:rPr>
       </w:pPr>
+    </w:p>
+    <w:p>
+      <w:pPr>
+        <w:pStyle w:val="3"/>
+        <w:keepNext w:val="0"/>
+        <w:keepLines w:val="0"/>
+        <w:widowControl/>
+        <w:suppressLineNumbers w:val="0"/>
+        <w:rPr>
+          <w:rFonts w:hint="default" w:ascii="Times New Roman" w:hAnsi="Times New Roman" w:cs="Times New Roman"/>
+        </w:rPr>
+      </w:pPr>
       <w:r>
         <w:rPr>
           <w:rFonts w:hint="default" w:ascii="Times New Roman" w:hAnsi="Times New Roman" w:cs="Times New Roman"/>
@@ -12515,6 +12660,138 @@
           </v:rect>
         </w:pict>
       </w:r>
+    </w:p>
+    <w:p>
+      <w:pPr>
+        <w:pStyle w:val="4"/>
+        <w:keepNext w:val="0"/>
+        <w:keepLines w:val="0"/>
+        <w:widowControl/>
+        <w:suppressLineNumbers w:val="0"/>
+        <w:rPr>
+          <w:rFonts w:hint="default" w:ascii="Times New Roman" w:hAnsi="Times New Roman" w:cs="Times New Roman"/>
+        </w:rPr>
+      </w:pPr>
+    </w:p>
+    <w:p>
+      <w:pPr>
+        <w:pStyle w:val="4"/>
+        <w:keepNext w:val="0"/>
+        <w:keepLines w:val="0"/>
+        <w:widowControl/>
+        <w:suppressLineNumbers w:val="0"/>
+        <w:rPr>
+          <w:rFonts w:hint="default" w:ascii="Times New Roman" w:hAnsi="Times New Roman" w:cs="Times New Roman"/>
+        </w:rPr>
+      </w:pPr>
+    </w:p>
+    <w:p>
+      <w:pPr>
+        <w:pStyle w:val="4"/>
+        <w:keepNext w:val="0"/>
+        <w:keepLines w:val="0"/>
+        <w:widowControl/>
+        <w:suppressLineNumbers w:val="0"/>
+        <w:rPr>
+          <w:rFonts w:hint="default" w:ascii="Times New Roman" w:hAnsi="Times New Roman" w:cs="Times New Roman"/>
+        </w:rPr>
+      </w:pPr>
+    </w:p>
+    <w:p>
+      <w:pPr>
+        <w:pStyle w:val="4"/>
+        <w:keepNext w:val="0"/>
+        <w:keepLines w:val="0"/>
+        <w:widowControl/>
+        <w:suppressLineNumbers w:val="0"/>
+        <w:rPr>
+          <w:rFonts w:hint="default" w:ascii="Times New Roman" w:hAnsi="Times New Roman" w:cs="Times New Roman"/>
+        </w:rPr>
+      </w:pPr>
+    </w:p>
+    <w:p>
+      <w:pPr>
+        <w:pStyle w:val="4"/>
+        <w:keepNext w:val="0"/>
+        <w:keepLines w:val="0"/>
+        <w:widowControl/>
+        <w:suppressLineNumbers w:val="0"/>
+        <w:rPr>
+          <w:rFonts w:hint="default" w:ascii="Times New Roman" w:hAnsi="Times New Roman" w:cs="Times New Roman"/>
+        </w:rPr>
+      </w:pPr>
+    </w:p>
+    <w:p>
+      <w:pPr>
+        <w:pStyle w:val="4"/>
+        <w:keepNext w:val="0"/>
+        <w:keepLines w:val="0"/>
+        <w:widowControl/>
+        <w:suppressLineNumbers w:val="0"/>
+        <w:rPr>
+          <w:rFonts w:hint="default" w:ascii="Times New Roman" w:hAnsi="Times New Roman" w:cs="Times New Roman"/>
+        </w:rPr>
+      </w:pPr>
+    </w:p>
+    <w:p>
+      <w:pPr>
+        <w:pStyle w:val="4"/>
+        <w:keepNext w:val="0"/>
+        <w:keepLines w:val="0"/>
+        <w:widowControl/>
+        <w:suppressLineNumbers w:val="0"/>
+        <w:rPr>
+          <w:rFonts w:hint="default" w:ascii="Times New Roman" w:hAnsi="Times New Roman" w:cs="Times New Roman"/>
+        </w:rPr>
+      </w:pPr>
+    </w:p>
+    <w:p>
+      <w:pPr>
+        <w:pStyle w:val="4"/>
+        <w:keepNext w:val="0"/>
+        <w:keepLines w:val="0"/>
+        <w:widowControl/>
+        <w:suppressLineNumbers w:val="0"/>
+        <w:rPr>
+          <w:rFonts w:hint="default" w:ascii="Times New Roman" w:hAnsi="Times New Roman" w:cs="Times New Roman"/>
+        </w:rPr>
+      </w:pPr>
+    </w:p>
+    <w:p>
+      <w:pPr>
+        <w:pStyle w:val="4"/>
+        <w:keepNext w:val="0"/>
+        <w:keepLines w:val="0"/>
+        <w:widowControl/>
+        <w:suppressLineNumbers w:val="0"/>
+        <w:rPr>
+          <w:rFonts w:hint="default" w:ascii="Times New Roman" w:hAnsi="Times New Roman" w:cs="Times New Roman"/>
+        </w:rPr>
+      </w:pPr>
+    </w:p>
+    <w:p>
+      <w:pPr>
+        <w:pStyle w:val="4"/>
+        <w:keepNext w:val="0"/>
+        <w:keepLines w:val="0"/>
+        <w:widowControl/>
+        <w:suppressLineNumbers w:val="0"/>
+        <w:rPr>
+          <w:rFonts w:hint="default" w:ascii="Times New Roman" w:hAnsi="Times New Roman" w:cs="Times New Roman"/>
+        </w:rPr>
+      </w:pPr>
+    </w:p>
+    <w:p>
+      <w:pPr>
+        <w:pStyle w:val="4"/>
+        <w:keepNext w:val="0"/>
+        <w:keepLines w:val="0"/>
+        <w:widowControl/>
+        <w:suppressLineNumbers w:val="0"/>
+        <w:rPr>
+          <w:rFonts w:hint="default" w:ascii="Times New Roman" w:hAnsi="Times New Roman" w:cs="Times New Roman"/>
+        </w:rPr>
+      </w:pPr>
     </w:p>
     <w:p>
       <w:pPr>
@@ -12982,9 +13259,6 @@
         <w:suppressLineNumbers w:val="0"/>
         <w:spacing w:before="0" w:beforeAutospacing="1" w:after="0" w:afterAutospacing="1"/>
         <w:ind w:left="720" w:hanging="360"/>
-        <w:rPr>
-          <w:rFonts w:hint="default" w:ascii="Times New Roman" w:hAnsi="Times New Roman" w:cs="Times New Roman"/>
-        </w:rPr>
       </w:pPr>
       <w:r>
         <w:rPr>
@@ -13005,23 +13279,6 @@
         </w:rPr>
         <w:t>Provides a delete button for each record to remove unwanted certificate data</w:t>
       </w:r>
-    </w:p>
-    <w:p>
-      <w:pPr>
-        <w:pStyle w:val="16"/>
-        <w:keepNext w:val="0"/>
-        <w:keepLines w:val="0"/>
-        <w:widowControl/>
-        <w:suppressLineNumbers w:val="0"/>
-      </w:pPr>
-    </w:p>
-    <w:p>
-      <w:pPr>
-        <w:keepNext w:val="0"/>
-        <w:keepLines w:val="0"/>
-        <w:widowControl/>
-        <w:suppressLineNumbers w:val="0"/>
-      </w:pPr>
       <w:r>
         <w:pict>
           <v:rect id="_x0000_i1061" o:spt="1" style="height:1.5pt;width:432pt;" fillcolor="#A0A0A0" filled="t" stroked="f" coordsize="21600,21600" o:hr="t" o:hrstd="t" o:hralign="center">
@@ -13035,134 +13292,6 @@
           </v:rect>
         </w:pict>
       </w:r>
-    </w:p>
-    <w:p>
-      <w:pPr>
-        <w:keepNext w:val="0"/>
-        <w:keepLines w:val="0"/>
-        <w:widowControl/>
-        <w:suppressLineNumbers w:val="0"/>
-      </w:pPr>
-    </w:p>
-    <w:p>
-      <w:pPr>
-        <w:jc w:val="both"/>
-        <w:rPr>
-          <w:rFonts w:ascii="Times New Roman" w:hAnsi="Times New Roman" w:cs="Times New Roman"/>
-        </w:rPr>
-      </w:pPr>
-    </w:p>
-    <w:p>
-      <w:pPr>
-        <w:jc w:val="both"/>
-        <w:rPr>
-          <w:rFonts w:ascii="Times New Roman" w:hAnsi="Times New Roman" w:cs="Times New Roman"/>
-        </w:rPr>
-      </w:pPr>
-    </w:p>
-    <w:p>
-      <w:pPr>
-        <w:jc w:val="both"/>
-        <w:rPr>
-          <w:rFonts w:ascii="Times New Roman" w:hAnsi="Times New Roman" w:cs="Times New Roman"/>
-        </w:rPr>
-      </w:pPr>
-    </w:p>
-    <w:p>
-      <w:pPr>
-        <w:jc w:val="both"/>
-        <w:rPr>
-          <w:rFonts w:ascii="Times New Roman" w:hAnsi="Times New Roman" w:cs="Times New Roman"/>
-        </w:rPr>
-      </w:pPr>
-    </w:p>
-    <w:p>
-      <w:pPr>
-        <w:jc w:val="both"/>
-        <w:rPr>
-          <w:rFonts w:ascii="Times New Roman" w:hAnsi="Times New Roman" w:cs="Times New Roman"/>
-        </w:rPr>
-      </w:pPr>
-    </w:p>
-    <w:p>
-      <w:pPr>
-        <w:jc w:val="both"/>
-        <w:rPr>
-          <w:rFonts w:ascii="Times New Roman" w:hAnsi="Times New Roman" w:cs="Times New Roman"/>
-        </w:rPr>
-      </w:pPr>
-    </w:p>
-    <w:p>
-      <w:pPr>
-        <w:jc w:val="both"/>
-        <w:rPr>
-          <w:rFonts w:ascii="Times New Roman" w:hAnsi="Times New Roman" w:cs="Times New Roman"/>
-        </w:rPr>
-      </w:pPr>
-    </w:p>
-    <w:p>
-      <w:pPr>
-        <w:jc w:val="both"/>
-        <w:rPr>
-          <w:rFonts w:ascii="Times New Roman" w:hAnsi="Times New Roman" w:cs="Times New Roman"/>
-        </w:rPr>
-      </w:pPr>
-    </w:p>
-    <w:p>
-      <w:pPr>
-        <w:jc w:val="both"/>
-        <w:rPr>
-          <w:rFonts w:ascii="Times New Roman" w:hAnsi="Times New Roman" w:cs="Times New Roman"/>
-        </w:rPr>
-      </w:pPr>
-    </w:p>
-    <w:p>
-      <w:pPr>
-        <w:jc w:val="both"/>
-        <w:rPr>
-          <w:rFonts w:ascii="Times New Roman" w:hAnsi="Times New Roman" w:cs="Times New Roman"/>
-        </w:rPr>
-      </w:pPr>
-    </w:p>
-    <w:p>
-      <w:pPr>
-        <w:jc w:val="both"/>
-        <w:rPr>
-          <w:rFonts w:ascii="Times New Roman" w:hAnsi="Times New Roman" w:cs="Times New Roman"/>
-        </w:rPr>
-      </w:pPr>
-    </w:p>
-    <w:p>
-      <w:pPr>
-        <w:jc w:val="both"/>
-        <w:rPr>
-          <w:rFonts w:ascii="Times New Roman" w:hAnsi="Times New Roman" w:cs="Times New Roman"/>
-        </w:rPr>
-      </w:pPr>
-    </w:p>
-    <w:p>
-      <w:pPr>
-        <w:jc w:val="both"/>
-        <w:rPr>
-          <w:rFonts w:ascii="Times New Roman" w:hAnsi="Times New Roman" w:cs="Times New Roman"/>
-        </w:rPr>
-      </w:pPr>
-    </w:p>
-    <w:p>
-      <w:pPr>
-        <w:jc w:val="both"/>
-        <w:rPr>
-          <w:rFonts w:ascii="Times New Roman" w:hAnsi="Times New Roman" w:cs="Times New Roman"/>
-        </w:rPr>
-      </w:pPr>
-    </w:p>
-    <w:p>
-      <w:pPr>
-        <w:jc w:val="both"/>
-        <w:rPr>
-          <w:rFonts w:ascii="Times New Roman" w:hAnsi="Times New Roman" w:cs="Times New Roman"/>
-        </w:rPr>
-      </w:pPr>
     </w:p>
     <w:p>
       <w:pPr>
@@ -14230,6 +14359,12 @@
             <w:insideH w:val="single" w:color="auto" w:sz="2" w:space="0"/>
             <w:insideV w:val="single" w:color="auto" w:sz="2" w:space="0"/>
           </w:tblBorders>
+          <w:tblCellMar>
+            <w:top w:w="15" w:type="dxa"/>
+            <w:left w:w="15" w:type="dxa"/>
+            <w:bottom w:w="15" w:type="dxa"/>
+            <w:right w:w="15" w:type="dxa"/>
+          </w:tblCellMar>
         </w:tblPrEx>
         <w:trPr>
           <w:tblCellSpacing w:w="15" w:type="dxa"/>
@@ -14358,6 +14493,12 @@
             <w:insideH w:val="single" w:color="auto" w:sz="2" w:space="0"/>
             <w:insideV w:val="single" w:color="auto" w:sz="2" w:space="0"/>
           </w:tblBorders>
+          <w:tblCellMar>
+            <w:top w:w="15" w:type="dxa"/>
+            <w:left w:w="15" w:type="dxa"/>
+            <w:bottom w:w="15" w:type="dxa"/>
+            <w:right w:w="15" w:type="dxa"/>
+          </w:tblCellMar>
         </w:tblPrEx>
         <w:trPr>
           <w:tblCellSpacing w:w="15" w:type="dxa"/>
@@ -14451,6 +14592,16 @@
           <w:bCs/>
         </w:rPr>
       </w:pPr>
+    </w:p>
+    <w:p>
+      <w:pPr>
+        <w:jc w:val="both"/>
+        <w:rPr>
+          <w:rFonts w:ascii="Times New Roman" w:hAnsi="Times New Roman" w:cs="Times New Roman"/>
+          <w:b/>
+          <w:bCs/>
+        </w:rPr>
+      </w:pPr>
       <w:r>
         <w:rPr>
           <w:rFonts w:ascii="Times New Roman" w:hAnsi="Times New Roman" w:cs="Times New Roman"/>
@@ -15433,22 +15584,6 @@
     </w:p>
     <w:p>
       <w:pPr>
-        <w:jc w:val="both"/>
-        <w:rPr>
-          <w:rFonts w:ascii="Times New Roman" w:hAnsi="Times New Roman" w:cs="Times New Roman"/>
-        </w:rPr>
-      </w:pPr>
-    </w:p>
-    <w:p>
-      <w:pPr>
-        <w:jc w:val="both"/>
-        <w:rPr>
-          <w:rFonts w:ascii="Times New Roman" w:hAnsi="Times New Roman" w:cs="Times New Roman"/>
-        </w:rPr>
-      </w:pPr>
-    </w:p>
-    <w:p>
-      <w:pPr>
         <w:jc w:val="center"/>
         <w:rPr>
           <w:rFonts w:ascii="Times New Roman" w:hAnsi="Times New Roman" w:cs="Times New Roman"/>
@@ -15798,6 +15933,26 @@
         </w:rPr>
         <w:t>The system was demonstrated to sample users (students) to gather feedback. The website’s layout, speed, and usability were reviewed, and suggestions were implemented where necessary.</w:t>
       </w:r>
+    </w:p>
+    <w:p>
+      <w:pPr>
+        <w:jc w:val="both"/>
+        <w:rPr>
+          <w:rFonts w:ascii="Times New Roman" w:hAnsi="Times New Roman" w:cs="Times New Roman"/>
+          <w:b/>
+          <w:bCs/>
+        </w:rPr>
+      </w:pPr>
+    </w:p>
+    <w:p>
+      <w:pPr>
+        <w:jc w:val="both"/>
+        <w:rPr>
+          <w:rFonts w:ascii="Times New Roman" w:hAnsi="Times New Roman" w:cs="Times New Roman"/>
+          <w:b/>
+          <w:bCs/>
+        </w:rPr>
+      </w:pPr>
     </w:p>
     <w:p>
       <w:pPr>
@@ -17527,6 +17682,16 @@
           <w:bCs/>
         </w:rPr>
       </w:pPr>
+    </w:p>
+    <w:p>
+      <w:pPr>
+        <w:jc w:val="both"/>
+        <w:rPr>
+          <w:rFonts w:ascii="Times New Roman" w:hAnsi="Times New Roman" w:cs="Times New Roman"/>
+          <w:b/>
+          <w:bCs/>
+        </w:rPr>
+      </w:pPr>
       <w:r>
         <w:rPr>
           <w:rFonts w:ascii="Times New Roman" w:hAnsi="Times New Roman" w:cs="Times New Roman"/>
@@ -17832,30 +17997,6 @@
     </w:p>
     <w:p>
       <w:pPr>
-        <w:jc w:val="both"/>
-        <w:rPr>
-          <w:rFonts w:ascii="Times New Roman" w:hAnsi="Times New Roman" w:cs="Times New Roman"/>
-        </w:rPr>
-      </w:pPr>
-    </w:p>
-    <w:p>
-      <w:pPr>
-        <w:jc w:val="both"/>
-        <w:rPr>
-          <w:rFonts w:ascii="Times New Roman" w:hAnsi="Times New Roman" w:cs="Times New Roman"/>
-        </w:rPr>
-      </w:pPr>
-    </w:p>
-    <w:p>
-      <w:pPr>
-        <w:jc w:val="both"/>
-        <w:rPr>
-          <w:rFonts w:ascii="Times New Roman" w:hAnsi="Times New Roman" w:cs="Times New Roman"/>
-        </w:rPr>
-      </w:pPr>
-    </w:p>
-    <w:p>
-      <w:pPr>
         <w:jc w:val="center"/>
         <w:rPr>
           <w:rFonts w:ascii="Times New Roman" w:hAnsi="Times New Roman" w:cs="Times New Roman"/>
@@ -18370,14 +18511,6 @@
     </w:p>
     <w:p>
       <w:pPr>
-        <w:jc w:val="both"/>
-        <w:rPr>
-          <w:rFonts w:ascii="Times New Roman" w:hAnsi="Times New Roman" w:cs="Times New Roman"/>
-        </w:rPr>
-      </w:pPr>
-    </w:p>
-    <w:p>
-      <w:pPr>
         <w:jc w:val="center"/>
         <w:rPr>
           <w:rFonts w:ascii="Times New Roman" w:hAnsi="Times New Roman" w:cs="Times New Roman"/>
@@ -18387,6 +18520,8 @@
           <w:szCs w:val="28"/>
         </w:rPr>
       </w:pPr>
+      <w:bookmarkStart w:id="0" w:name="_GoBack"/>
+      <w:bookmarkEnd w:id="0"/>
       <w:r>
         <w:rPr>
           <w:rFonts w:ascii="Times New Roman" w:hAnsi="Times New Roman" w:cs="Times New Roman"/>
@@ -27130,6 +27265,7 @@
     <w:basedOn w:val="11"/>
     <w:link w:val="5"/>
     <w:semiHidden/>
+    <w:qFormat/>
     <w:uiPriority w:val="9"/>
     <w:rPr>
       <w:rFonts w:eastAsiaTheme="majorEastAsia" w:cstheme="majorBidi"/>
@@ -27197,6 +27333,7 @@
     <w:basedOn w:val="11"/>
     <w:link w:val="9"/>
     <w:semiHidden/>
+    <w:qFormat/>
     <w:uiPriority w:val="9"/>
     <w:rPr>
       <w:rFonts w:eastAsiaTheme="majorEastAsia" w:cstheme="majorBidi"/>
@@ -27407,6 +27544,7 @@
     <w:name w:val="_Style 39"/>
     <w:basedOn w:val="1"/>
     <w:next w:val="1"/>
+    <w:qFormat/>
     <w:uiPriority w:val="0"/>
     <w:pPr>
       <w:pBdr>
@@ -27424,6 +27562,7 @@
     <w:name w:val="_Style 40"/>
     <w:basedOn w:val="1"/>
     <w:next w:val="1"/>
+    <w:qFormat/>
     <w:uiPriority w:val="0"/>
     <w:pPr>
       <w:pBdr>
